--- a/atelier/atelier_148.docx
+++ b/atelier/atelier_148.docx
@@ -493,7 +493,7 @@
         <w:spacing w:after="120"/>
       </w:pPr>
       <w:r>
-        <w:t xml:space="preserve">Une grosse merge request — des dizaines de fichiers, des centaines de lignes — est un problème silencieux. Le reviewer, face à la masse, recule : il review en diagonale, approuve par fatigue, ou repousse à plus tard (ce qui ralentit, cf. Q01). Résultat : plus une MR est grosse, moins elle est bien reviewée — exactement l’inverse de ce qu’on voudrait, car une grosse MR contient justement plus de risques. Le sujet de cet atelier est de rendre ce phénomène visible : montrer, sur les MR réelles de la squad, le lien entre taille et qualité de review. On vient de travailler la qualité des reviews (Q03) ; or la cause numéro un d’une mauvaise review n’est pas le reviewer, c’est la taille de la MR. Découper n’est pas une coquetterie : c’est la condition d’une review possible. On prend conscience avant d’apprendre à découper (#149-150).</w:t>
+        <w:t xml:space="preserve">Une grosse merge request — des dizaines de fichiers, des centaines de lignes — est un problème silencieux. Le reviewer, face à la masse, recule : il review en diagonale, approuve par fatigue, ou repousse à plus tard (ce qui ralentit, cf. Q01). Résultat : plus une MR est grosse, moins elle est bien reviewée — exactement l’inverse de ce qu’on voudrait, car une grosse MR contient justement plus de risques. Le sujet de cet atelier est de rendre ce phénomène visible : montrer, sur les MR réelles de la squad, le lien entre taille et qualité de review. On vient de travailler la qualité des reviews (Q03) ; or la cause numéro un d’une mauvaise review n’est pas le reviewer, c’est la taille de la MR. Découper n’est pas une coquetterie : c’est la condition d’une review possible. On prend conscience avant d’apprendre à découper.</w:t>
       </w:r>
     </w:p>
     <w:tbl>
@@ -546,7 +546,7 @@
               <w:spacing w:after="60"/>
             </w:pPr>
             <w:r>
-              <w:t xml:space="preserve">Cet atelier fait le pont entre plusieurs axes déjà traités. Q03 a travaillé la qualité des reviews — mais aucune posture de reviewer ne sauve une MR de 50 fichiers : elle est irréviewable, point. Et Q01 (#135) a identifié les MR trop grosses comme cause n°1 de lenteur de review. La taille des MR (Q04) est donc la racine commune : une MR raisonnable est à la fois reviewable (Q03) et rapide à reviewer (Q01). Découper, c’est débloquer les deux. C’est pour ça que Q04 est le complément naturel de tout l’axe Review.</w:t>
+              <w:t xml:space="preserve">Cet atelier fait le pont entre plusieurs axes déjà traités. Q03 a travaillé la qualité des reviews — mais aucune posture de reviewer ne sauve une MR de 50 fichiers : elle est irréviewable, point. Et Q01 a identifié les MR trop grosses comme cause n°1 de lenteur de review. La taille des MR (Q04) est donc la racine commune : une MR raisonnable est à la fois reviewable (Q03) et rapide à reviewer (Q01). Découper, c’est débloquer les deux. C’est pour ça que Q04 est le complément naturel de tout l’axe Review.</w:t>
             </w:r>
           </w:p>
         </w:tc>
@@ -656,20 +656,20 @@
         <w:spacing w:after="80"/>
       </w:pPr>
       <w:r>
-        <w:t xml:space="preserve">Faire le lien avec Q03 et Q01 : montrer qu’une grosse MR rend la charte de review (#142) inapplicable et provoque la lenteur (#135). La taille est la cause amont de problèmes déjà identifiés.</w:t>
-      </w:r>
-    </w:p>
-    <w:p>
-      <w:pPr>
-        <w:pStyle w:val="ListParagraph"/>
-        <w:numPr>
-          <w:ilvl w:val="0"/>
-          <w:numId w:val="2"/>
-        </w:numPr>
-        <w:spacing w:after="80"/>
-      </w:pPr>
-      <w:r>
-        <w:t xml:space="preserve">Poser la cible : des MR plus petites, qui font UNE chose : amener l’idée qu’une bonne MR est focalisée et de taille raisonnable — sans encore expliquer comment (ce sera #149). On installe l’objectif.</w:t>
+        <w:t xml:space="preserve">Faire le lien avec Q03 et Q01 : montrer qu’une grosse MR rend la charte de review inapplicable et provoque la lenteur. La taille est la cause amont de problèmes déjà identifiés.</w:t>
+      </w:r>
+    </w:p>
+    <w:p>
+      <w:pPr>
+        <w:pStyle w:val="ListParagraph"/>
+        <w:numPr>
+          <w:ilvl w:val="0"/>
+          <w:numId w:val="2"/>
+        </w:numPr>
+        <w:spacing w:after="80"/>
+      </w:pPr>
+      <w:r>
+        <w:t xml:space="preserve">Poser la cible : des MR plus petites, qui font UNE chose : amener l’idée qu’une bonne MR est focalisée et de taille raisonnable — sans encore expliquer comment (ce sera). On installe l’objectif.</w:t>
       </w:r>
     </w:p>
     <w:p>
@@ -685,7 +685,7 @@
         <w:spacing w:after="120"/>
       </w:pPr>
       <w:r>
-        <w:t xml:space="preserve">À la sortie, la squad a pris conscience de l’impact des grosses MR : moins bien reviewées (le reviewer sature), plus lentes (repoussées, cf. Q01), plus risquées (changements diffus, difficiles à isoler), et rendant la qualité de review (Q03) inatteignable. Elle a constaté, sur ses MR réelles et via la mesure Taille MR du hub, où elle se situe. Le lien est clair : découper n’est pas optionnel, c’est la condition d’une review possible et rapide. La cible est posée — des MR plus petites qui font une chose — prête à être atteinte par l’apprentissage du découpage (#149-150).</w:t>
+        <w:t xml:space="preserve">À la sortie, la squad a pris conscience de l’impact des grosses MR : moins bien reviewées (le reviewer sature), plus lentes (repoussées, cf. Q01), plus risquées (changements diffus, difficiles à isoler), et rendant la qualité de review (Q03) inatteignable. Elle a constaté, sur ses MR réelles et via la mesure Taille MR du hub, où elle se situe. Le lien est clair : découper n’est pas optionnel, c’est la condition d’une review possible et rapide. La cible est posée — des MR plus petites qui font une chose — prête à être atteinte par l’apprentissage du découpage.</w:t>
       </w:r>
     </w:p>
     <w:p>
@@ -865,7 +865,7 @@
         <w:t xml:space="preserve">(4 min) Poser la cible</w:t>
       </w:r>
       <w:r>
-        <w:t xml:space="preserve"> — des MR plus petites, qui font une chose. Comment ? Au #149.</w:t>
+        <w:t xml:space="preserve"> — des MR plus petites, qui font une chose. Comment ? Au le feature slicing : découper avant de coder.</w:t>
       </w:r>
     </w:p>
     <w:p>
@@ -961,7 +961,7 @@
         <w:spacing w:after="120"/>
       </w:pPr>
       <w:r>
-        <w:t xml:space="preserve">Cette prise de conscience ouvre Q04. La suite apprend à découper : #149 (feature slicing — le socle du découpage, matériel mutualisé avec D01-55 et R04-175), puis #150 (s’exercer à découper une vraie US en cours). On passe du « pourquoi » au « comment ».</w:t>
+        <w:t xml:space="preserve">Cette prise de conscience ouvre Q04. La suite apprend à découper : (feature slicing — le socle du découpage, matériel mutualisé avec D01-55 et R04-175), puis (s’exercer à découper une vraie US en cours). On passe du « pourquoi » au « comment ».</w:t>
       </w:r>
     </w:p>
     <w:p>
@@ -977,7 +977,7 @@
         <w:spacing w:after="120"/>
       </w:pPr>
       <w:r>
-        <w:t xml:space="preserve">La squad a pris conscience de l’impact des grosses MR — moins bien reviewées, plus lentes, plus risquées — et compris que la taille est la racine commune de la mauvaise review (Q03) et de la lenteur (Q01). Elle a situé ses MR sur la mesure Taille MR du hub et posé la cible : des MR petites qui font une chose. La question Q04 pose sa sensibilisation : découper est la condition d’une review possible, et la squad est prête à apprendre comment (#149).</w:t>
+        <w:t xml:space="preserve">La squad a pris conscience de l’impact des grosses MR — moins bien reviewées, plus lentes, plus risquées — et compris que la taille est la racine commune de la mauvaise review (Q03) et de la lenteur (Q01). Elle a situé ses MR sur la mesure Taille MR du hub et posé la cible : des MR petites qui font une chose. La question Q04 pose sa sensibilisation : découper est la condition d’une review possible, et la squad est prête à apprendre comment.</w:t>
       </w:r>
     </w:p>
     <w:sectPr>
